--- a/Knowledge/3-Work knowledge/1-Software Engineering/1-Software Engineering Fundamentals/5-My Source/4-Networks Devices/7-Types of Gateways/3-Internet Gateway.docx
+++ b/Knowledge/3-Work knowledge/1-Software Engineering/1-Software Engineering Fundamentals/5-My Source/4-Networks Devices/7-Types of Gateways/3-Internet Gateway.docx
@@ -4,44 +4,28 @@
   <w:body>
     <w:p>
       <w:pPr>
-        <w:keepNext/>
-        <w:keepLines/>
-        <w:spacing w:before="400" w:after="120" w:line="276" w:lineRule="auto"/>
-        <w:outlineLvl w:val="0"/>
-        <w:rPr>
-          <w:rFonts w:ascii="Arial" w:eastAsia="Arial" w:hAnsi="Arial" w:cs="Arial"/>
-          <w:kern w:val="0"/>
-          <w:sz w:val="40"/>
-          <w:szCs w:val="40"/>
-          <w:lang w:val="en"/>
-          <w14:ligatures w14:val="none"/>
+        <w:pStyle w:val="Heading1"/>
+        <w:rPr>
+          <w:rFonts w:eastAsia="Arial"/>
+          <w:lang w:val="en"/>
         </w:rPr>
       </w:pPr>
       <w:bookmarkStart w:id="0" w:name="_1fuacwc5zsit" w:colFirst="0" w:colLast="0"/>
       <w:bookmarkEnd w:id="0"/>
       <w:r>
         <w:rPr>
-          <w:rFonts w:ascii="Arial" w:eastAsia="Arial" w:hAnsi="Arial" w:cs="Arial"/>
-          <w:kern w:val="0"/>
-          <w:sz w:val="40"/>
-          <w:szCs w:val="40"/>
-          <w:lang w:val="en"/>
-          <w14:ligatures w14:val="none"/>
+          <w:rFonts w:eastAsia="Arial"/>
+          <w:lang w:val="en"/>
         </w:rPr>
         <w:t>Internet Gateway</w:t>
       </w:r>
     </w:p>
     <w:p>
       <w:pPr>
-        <w:spacing w:before="280" w:after="120" w:line="276" w:lineRule="auto"/>
-        <w:outlineLvl w:val="1"/>
-        <w:rPr>
-          <w:rFonts w:ascii="Arial" w:eastAsia="Arial" w:hAnsi="Arial" w:cs="Arial"/>
-          <w:kern w:val="0"/>
-          <w:sz w:val="32"/>
-          <w:szCs w:val="32"/>
-          <w:lang w:val="en"/>
-          <w14:ligatures w14:val="none"/>
+        <w:pStyle w:val="Heading2"/>
+        <w:rPr>
+          <w:rFonts w:eastAsia="Arial"/>
+          <w:lang w:val="en"/>
         </w:rPr>
       </w:pPr>
       <w:bookmarkStart w:id="1" w:name="_5hf06w3c6qmk" w:colFirst="0" w:colLast="0"/>
@@ -49,22 +33,14 @@
       <w:r>
         <w:rPr>
           <w:rFonts w:ascii="Segoe UI Emoji" w:eastAsia="Arial" w:hAnsi="Segoe UI Emoji" w:cs="Segoe UI Emoji"/>
-          <w:kern w:val="0"/>
-          <w:sz w:val="32"/>
-          <w:szCs w:val="32"/>
-          <w:lang w:val="en"/>
-          <w14:ligatures w14:val="none"/>
+          <w:lang w:val="en"/>
         </w:rPr>
         <w:t>🌐</w:t>
       </w:r>
       <w:r>
         <w:rPr>
-          <w:rFonts w:ascii="Arial" w:eastAsia="Arial" w:hAnsi="Arial" w:cs="Arial"/>
-          <w:kern w:val="0"/>
-          <w:sz w:val="32"/>
-          <w:szCs w:val="32"/>
-          <w:lang w:val="en"/>
-          <w14:ligatures w14:val="none"/>
+          <w:rFonts w:eastAsia="Arial"/>
+          <w:lang w:val="en"/>
         </w:rPr>
         <w:t xml:space="preserve"> What is an Internet Gateway?</w:t>
       </w:r>
@@ -106,6 +82,7 @@
         </w:rPr>
         <w:t xml:space="preserve">: </w:t>
       </w:r>
+      <w:proofErr w:type="spellStart"/>
       <w:r>
         <w:rPr>
           <w:rFonts w:ascii="Arial" w:eastAsia="Arial" w:hAnsi="Arial" w:cs="Arial"/>
@@ -117,7 +94,21 @@
           <w:lang w:val="en"/>
           <w14:ligatures w14:val="none"/>
         </w:rPr>
-        <w:t>Chatgpt (GPT</w:t>
+        <w:t>Chatgpt</w:t>
+      </w:r>
+      <w:proofErr w:type="spellEnd"/>
+      <w:r>
+        <w:rPr>
+          <w:rFonts w:ascii="Arial" w:eastAsia="Arial" w:hAnsi="Arial" w:cs="Arial"/>
+          <w:b/>
+          <w:kern w:val="0"/>
+          <w:sz w:val="22"/>
+          <w:szCs w:val="22"/>
+          <w:highlight w:val="darkGray"/>
+          <w:lang w:val="en"/>
+          <w14:ligatures w14:val="none"/>
+        </w:rPr>
+        <w:t xml:space="preserve"> (GPT</w:t>
       </w:r>
       <w:r>
         <w:rPr>
@@ -362,15 +353,10 @@
     </w:p>
     <w:p>
       <w:pPr>
-        <w:spacing w:before="280" w:after="120" w:line="276" w:lineRule="auto"/>
-        <w:outlineLvl w:val="1"/>
-        <w:rPr>
-          <w:rFonts w:ascii="Arial" w:eastAsia="Arial" w:hAnsi="Arial" w:cs="Arial"/>
-          <w:kern w:val="0"/>
-          <w:sz w:val="32"/>
-          <w:szCs w:val="32"/>
-          <w:lang w:val="en"/>
-          <w14:ligatures w14:val="none"/>
+        <w:pStyle w:val="Heading2"/>
+        <w:rPr>
+          <w:rFonts w:eastAsia="Arial"/>
+          <w:lang w:val="en"/>
         </w:rPr>
       </w:pPr>
       <w:bookmarkStart w:id="2" w:name="_5asfgzac9ldx" w:colFirst="0" w:colLast="0"/>
@@ -378,22 +364,14 @@
       <w:r>
         <w:rPr>
           <w:rFonts w:ascii="Segoe UI Emoji" w:eastAsia="Arial" w:hAnsi="Segoe UI Emoji" w:cs="Segoe UI Emoji"/>
-          <w:kern w:val="0"/>
-          <w:sz w:val="32"/>
-          <w:szCs w:val="32"/>
-          <w:lang w:val="en"/>
-          <w14:ligatures w14:val="none"/>
+          <w:lang w:val="en"/>
         </w:rPr>
         <w:t>🔧</w:t>
       </w:r>
       <w:r>
         <w:rPr>
-          <w:rFonts w:ascii="Arial" w:eastAsia="Arial" w:hAnsi="Arial" w:cs="Arial"/>
-          <w:kern w:val="0"/>
-          <w:sz w:val="32"/>
-          <w:szCs w:val="32"/>
-          <w:lang w:val="en"/>
-          <w14:ligatures w14:val="none"/>
+          <w:rFonts w:eastAsia="Arial"/>
+          <w:lang w:val="en"/>
         </w:rPr>
         <w:t xml:space="preserve"> What It Does</w:t>
       </w:r>
@@ -438,6 +416,7 @@
         </w:rPr>
         <w:t xml:space="preserve">: </w:t>
       </w:r>
+      <w:proofErr w:type="spellStart"/>
       <w:r>
         <w:rPr>
           <w:rFonts w:ascii="Arial" w:eastAsia="Arial" w:hAnsi="Arial" w:cs="Arial"/>
@@ -449,7 +428,21 @@
           <w:lang w:val="en"/>
           <w14:ligatures w14:val="none"/>
         </w:rPr>
-        <w:t>Chatgpt (GPT</w:t>
+        <w:t>Chatgpt</w:t>
+      </w:r>
+      <w:proofErr w:type="spellEnd"/>
+      <w:r>
+        <w:rPr>
+          <w:rFonts w:ascii="Arial" w:eastAsia="Arial" w:hAnsi="Arial" w:cs="Arial"/>
+          <w:b/>
+          <w:kern w:val="0"/>
+          <w:sz w:val="22"/>
+          <w:szCs w:val="22"/>
+          <w:highlight w:val="darkGray"/>
+          <w:lang w:val="en"/>
+          <w14:ligatures w14:val="none"/>
+        </w:rPr>
+        <w:t xml:space="preserve"> (GPT</w:t>
       </w:r>
       <w:r>
         <w:rPr>
@@ -788,6 +781,7 @@
                 <w:lang w:val="en"/>
                 <w14:ligatures w14:val="none"/>
               </w:rPr>
+              <w:lastRenderedPageBreak/>
               <w:t>Inbound Access</w:t>
             </w:r>
           </w:p>
@@ -1035,15 +1029,10 @@
     </w:p>
     <w:p>
       <w:pPr>
-        <w:spacing w:before="280" w:after="120" w:line="276" w:lineRule="auto"/>
-        <w:outlineLvl w:val="1"/>
-        <w:rPr>
-          <w:rFonts w:ascii="Arial" w:eastAsia="Arial" w:hAnsi="Arial" w:cs="Arial"/>
-          <w:kern w:val="0"/>
-          <w:sz w:val="32"/>
-          <w:szCs w:val="32"/>
-          <w:lang w:val="en"/>
-          <w14:ligatures w14:val="none"/>
+        <w:pStyle w:val="Heading2"/>
+        <w:rPr>
+          <w:rFonts w:eastAsia="Arial"/>
+          <w:lang w:val="en"/>
         </w:rPr>
       </w:pPr>
       <w:bookmarkStart w:id="3" w:name="_wbjetqxn4at2" w:colFirst="0" w:colLast="0"/>
@@ -1051,22 +1040,14 @@
       <w:r>
         <w:rPr>
           <w:rFonts w:ascii="Segoe UI Emoji" w:eastAsia="Arial" w:hAnsi="Segoe UI Emoji" w:cs="Segoe UI Emoji"/>
-          <w:kern w:val="0"/>
-          <w:sz w:val="32"/>
-          <w:szCs w:val="32"/>
-          <w:lang w:val="en"/>
-          <w14:ligatures w14:val="none"/>
+          <w:lang w:val="en"/>
         </w:rPr>
         <w:t>🏠</w:t>
       </w:r>
       <w:r>
         <w:rPr>
-          <w:rFonts w:ascii="Arial" w:eastAsia="Arial" w:hAnsi="Arial" w:cs="Arial"/>
-          <w:kern w:val="0"/>
-          <w:sz w:val="32"/>
-          <w:szCs w:val="32"/>
-          <w:lang w:val="en"/>
-          <w14:ligatures w14:val="none"/>
+          <w:rFonts w:eastAsia="Arial"/>
+          <w:lang w:val="en"/>
         </w:rPr>
         <w:t xml:space="preserve"> Example: Home Network</w:t>
       </w:r>
@@ -1111,6 +1092,7 @@
         </w:rPr>
         <w:t xml:space="preserve">: </w:t>
       </w:r>
+      <w:proofErr w:type="spellStart"/>
       <w:r>
         <w:rPr>
           <w:rFonts w:ascii="Arial" w:eastAsia="Arial" w:hAnsi="Arial" w:cs="Arial"/>
@@ -1122,7 +1104,21 @@
           <w:lang w:val="en"/>
           <w14:ligatures w14:val="none"/>
         </w:rPr>
-        <w:t>Chatgpt (GPT</w:t>
+        <w:t>Chatgpt</w:t>
+      </w:r>
+      <w:proofErr w:type="spellEnd"/>
+      <w:r>
+        <w:rPr>
+          <w:rFonts w:ascii="Arial" w:eastAsia="Arial" w:hAnsi="Arial" w:cs="Arial"/>
+          <w:b/>
+          <w:kern w:val="0"/>
+          <w:sz w:val="22"/>
+          <w:szCs w:val="22"/>
+          <w:highlight w:val="darkGray"/>
+          <w:lang w:val="en"/>
+          <w14:ligatures w14:val="none"/>
+        </w:rPr>
+        <w:t xml:space="preserve"> (GPT</w:t>
       </w:r>
       <w:r>
         <w:rPr>
@@ -1522,15 +1518,10 @@
     </w:p>
     <w:p>
       <w:pPr>
-        <w:spacing w:before="280" w:after="120" w:line="276" w:lineRule="auto"/>
-        <w:outlineLvl w:val="1"/>
-        <w:rPr>
-          <w:rFonts w:ascii="Arial" w:eastAsia="Arial" w:hAnsi="Arial" w:cs="Arial"/>
-          <w:kern w:val="0"/>
-          <w:sz w:val="32"/>
-          <w:szCs w:val="32"/>
-          <w:lang w:val="en"/>
-          <w14:ligatures w14:val="none"/>
+        <w:pStyle w:val="Heading2"/>
+        <w:rPr>
+          <w:rFonts w:eastAsia="Arial"/>
+          <w:lang w:val="en"/>
         </w:rPr>
       </w:pPr>
       <w:bookmarkStart w:id="4" w:name="_x5517jgp87cw" w:colFirst="0" w:colLast="0"/>
@@ -1538,22 +1529,14 @@
       <w:r>
         <w:rPr>
           <w:rFonts w:ascii="Segoe UI Emoji" w:eastAsia="Arial" w:hAnsi="Segoe UI Emoji" w:cs="Segoe UI Emoji"/>
-          <w:kern w:val="0"/>
-          <w:sz w:val="32"/>
-          <w:szCs w:val="32"/>
-          <w:lang w:val="en"/>
-          <w14:ligatures w14:val="none"/>
+          <w:lang w:val="en"/>
         </w:rPr>
         <w:t>☁️</w:t>
       </w:r>
       <w:r>
         <w:rPr>
-          <w:rFonts w:ascii="Arial" w:eastAsia="Arial" w:hAnsi="Arial" w:cs="Arial"/>
-          <w:kern w:val="0"/>
-          <w:sz w:val="32"/>
-          <w:szCs w:val="32"/>
-          <w:lang w:val="en"/>
-          <w14:ligatures w14:val="none"/>
+          <w:rFonts w:eastAsia="Arial"/>
+          <w:lang w:val="en"/>
         </w:rPr>
         <w:t xml:space="preserve"> Example: Cloud Platform (AWS)</w:t>
       </w:r>
@@ -1595,6 +1578,7 @@
         </w:rPr>
         <w:t xml:space="preserve">: </w:t>
       </w:r>
+      <w:proofErr w:type="spellStart"/>
       <w:r>
         <w:rPr>
           <w:rFonts w:ascii="Arial" w:eastAsia="Arial" w:hAnsi="Arial" w:cs="Arial"/>
@@ -1606,7 +1590,21 @@
           <w:lang w:val="en"/>
           <w14:ligatures w14:val="none"/>
         </w:rPr>
-        <w:t>Chatgpt (GPT</w:t>
+        <w:t>Chatgpt</w:t>
+      </w:r>
+      <w:proofErr w:type="spellEnd"/>
+      <w:r>
+        <w:rPr>
+          <w:rFonts w:ascii="Arial" w:eastAsia="Arial" w:hAnsi="Arial" w:cs="Arial"/>
+          <w:b/>
+          <w:kern w:val="0"/>
+          <w:sz w:val="22"/>
+          <w:szCs w:val="22"/>
+          <w:highlight w:val="darkGray"/>
+          <w:lang w:val="en"/>
+          <w14:ligatures w14:val="none"/>
+        </w:rPr>
+        <w:t xml:space="preserve"> (GPT</w:t>
       </w:r>
       <w:r>
         <w:rPr>
@@ -1655,6 +1653,7 @@
           <w:lang w:val="en"/>
           <w14:ligatures w14:val="none"/>
         </w:rPr>
+        <w:lastRenderedPageBreak/>
         <w:t xml:space="preserve">In cloud services (like AWS), an </w:t>
       </w:r>
       <w:r>
@@ -1940,15 +1939,10 @@
     </w:p>
     <w:p>
       <w:pPr>
-        <w:spacing w:before="280" w:after="120" w:line="276" w:lineRule="auto"/>
-        <w:outlineLvl w:val="1"/>
-        <w:rPr>
-          <w:rFonts w:ascii="Arial" w:eastAsia="Arial" w:hAnsi="Arial" w:cs="Arial"/>
-          <w:kern w:val="0"/>
-          <w:sz w:val="32"/>
-          <w:szCs w:val="32"/>
-          <w:lang w:val="en"/>
-          <w14:ligatures w14:val="none"/>
+        <w:pStyle w:val="Heading2"/>
+        <w:rPr>
+          <w:rFonts w:eastAsia="Arial"/>
+          <w:lang w:val="en"/>
         </w:rPr>
       </w:pPr>
       <w:bookmarkStart w:id="5" w:name="_g8sxunts5wrg" w:colFirst="0" w:colLast="0"/>
@@ -1956,22 +1950,14 @@
       <w:r>
         <w:rPr>
           <w:rFonts w:ascii="Segoe UI Emoji" w:eastAsia="Arial" w:hAnsi="Segoe UI Emoji" w:cs="Segoe UI Emoji"/>
-          <w:kern w:val="0"/>
-          <w:sz w:val="32"/>
-          <w:szCs w:val="32"/>
-          <w:lang w:val="en"/>
-          <w14:ligatures w14:val="none"/>
+          <w:lang w:val="en"/>
         </w:rPr>
         <w:t>🧠</w:t>
       </w:r>
       <w:r>
         <w:rPr>
-          <w:rFonts w:ascii="Arial" w:eastAsia="Arial" w:hAnsi="Arial" w:cs="Arial"/>
-          <w:kern w:val="0"/>
-          <w:sz w:val="32"/>
-          <w:szCs w:val="32"/>
-          <w:lang w:val="en"/>
-          <w14:ligatures w14:val="none"/>
+          <w:rFonts w:eastAsia="Arial"/>
+          <w:lang w:val="en"/>
         </w:rPr>
         <w:t xml:space="preserve"> Internet Gateway vs Other Gateways</w:t>
       </w:r>
@@ -2016,6 +2002,7 @@
         </w:rPr>
         <w:t xml:space="preserve">: </w:t>
       </w:r>
+      <w:proofErr w:type="spellStart"/>
       <w:r>
         <w:rPr>
           <w:rFonts w:ascii="Arial" w:eastAsia="Arial" w:hAnsi="Arial" w:cs="Arial"/>
@@ -2027,7 +2014,21 @@
           <w:lang w:val="en"/>
           <w14:ligatures w14:val="none"/>
         </w:rPr>
-        <w:t>Chatgpt (GPT</w:t>
+        <w:t>Chatgpt</w:t>
+      </w:r>
+      <w:proofErr w:type="spellEnd"/>
+      <w:r>
+        <w:rPr>
+          <w:rFonts w:ascii="Arial" w:eastAsia="Arial" w:hAnsi="Arial" w:cs="Arial"/>
+          <w:b/>
+          <w:kern w:val="0"/>
+          <w:sz w:val="22"/>
+          <w:szCs w:val="22"/>
+          <w:highlight w:val="darkGray"/>
+          <w:lang w:val="en"/>
+          <w14:ligatures w14:val="none"/>
+        </w:rPr>
+        <w:t xml:space="preserve"> (GPT</w:t>
       </w:r>
       <w:r>
         <w:rPr>
@@ -2574,6 +2575,7 @@
                 <w:lang w:val="en"/>
                 <w14:ligatures w14:val="none"/>
               </w:rPr>
+              <w:lastRenderedPageBreak/>
               <w:t>VPN Gateway</w:t>
             </w:r>
           </w:p>
@@ -2647,15 +2649,10 @@
     </w:p>
     <w:p>
       <w:pPr>
-        <w:spacing w:before="280" w:after="120" w:line="276" w:lineRule="auto"/>
-        <w:outlineLvl w:val="1"/>
-        <w:rPr>
-          <w:rFonts w:ascii="Arial" w:eastAsia="Arial" w:hAnsi="Arial" w:cs="Arial"/>
-          <w:kern w:val="0"/>
-          <w:sz w:val="32"/>
-          <w:szCs w:val="32"/>
-          <w:lang w:val="en"/>
-          <w14:ligatures w14:val="none"/>
+        <w:pStyle w:val="Heading2"/>
+        <w:rPr>
+          <w:rFonts w:ascii="Arial" w:eastAsia="Arial" w:hAnsi="Arial" w:cs="Arial"/>
+          <w:lang w:val="en"/>
         </w:rPr>
       </w:pPr>
       <w:bookmarkStart w:id="6" w:name="_6kbjyebu6h6b" w:colFirst="0" w:colLast="0"/>
@@ -2663,22 +2660,14 @@
       <w:r>
         <w:rPr>
           <w:rFonts w:ascii="Segoe UI Emoji" w:eastAsia="Arial Unicode MS" w:hAnsi="Segoe UI Emoji" w:cs="Segoe UI Emoji"/>
-          <w:kern w:val="0"/>
-          <w:sz w:val="32"/>
-          <w:szCs w:val="32"/>
-          <w:lang w:val="en"/>
-          <w14:ligatures w14:val="none"/>
+          <w:lang w:val="en"/>
         </w:rPr>
         <w:t>✅</w:t>
       </w:r>
       <w:r>
         <w:rPr>
-          <w:rFonts w:ascii="Arial Unicode MS" w:eastAsia="Arial Unicode MS" w:hAnsi="Arial Unicode MS" w:cs="Arial Unicode MS"/>
-          <w:kern w:val="0"/>
-          <w:sz w:val="32"/>
-          <w:szCs w:val="32"/>
-          <w:lang w:val="en"/>
-          <w14:ligatures w14:val="none"/>
+          <w:rFonts w:eastAsia="Arial Unicode MS"/>
+          <w:lang w:val="en"/>
         </w:rPr>
         <w:t xml:space="preserve"> Pros</w:t>
       </w:r>
@@ -2720,6 +2709,7 @@
         </w:rPr>
         <w:t xml:space="preserve">: </w:t>
       </w:r>
+      <w:proofErr w:type="spellStart"/>
       <w:r>
         <w:rPr>
           <w:rFonts w:ascii="Arial" w:eastAsia="Arial" w:hAnsi="Arial" w:cs="Arial"/>
@@ -2731,7 +2721,21 @@
           <w:lang w:val="en"/>
           <w14:ligatures w14:val="none"/>
         </w:rPr>
-        <w:t>Chatgpt (GPT</w:t>
+        <w:t>Chatgpt</w:t>
+      </w:r>
+      <w:proofErr w:type="spellEnd"/>
+      <w:r>
+        <w:rPr>
+          <w:rFonts w:ascii="Arial" w:eastAsia="Arial" w:hAnsi="Arial" w:cs="Arial"/>
+          <w:b/>
+          <w:kern w:val="0"/>
+          <w:sz w:val="22"/>
+          <w:szCs w:val="22"/>
+          <w:highlight w:val="darkGray"/>
+          <w:lang w:val="en"/>
+          <w14:ligatures w14:val="none"/>
+        </w:rPr>
+        <w:t xml:space="preserve"> (GPT</w:t>
       </w:r>
       <w:r>
         <w:rPr>
@@ -2997,15 +3001,10 @@
     </w:p>
     <w:p>
       <w:pPr>
-        <w:spacing w:before="280" w:after="120" w:line="276" w:lineRule="auto"/>
-        <w:outlineLvl w:val="1"/>
-        <w:rPr>
-          <w:rFonts w:ascii="Arial" w:eastAsia="Arial" w:hAnsi="Arial" w:cs="Arial"/>
-          <w:kern w:val="0"/>
-          <w:sz w:val="32"/>
-          <w:szCs w:val="32"/>
-          <w:lang w:val="en"/>
-          <w14:ligatures w14:val="none"/>
+        <w:pStyle w:val="Heading2"/>
+        <w:rPr>
+          <w:rFonts w:ascii="Arial" w:eastAsia="Arial" w:hAnsi="Arial" w:cs="Arial"/>
+          <w:lang w:val="en"/>
         </w:rPr>
       </w:pPr>
       <w:bookmarkStart w:id="7" w:name="_d2ahfv9muhj6" w:colFirst="0" w:colLast="0"/>
@@ -3013,22 +3012,14 @@
       <w:r>
         <w:rPr>
           <w:rFonts w:ascii="Segoe UI Emoji" w:eastAsia="Arial Unicode MS" w:hAnsi="Segoe UI Emoji" w:cs="Segoe UI Emoji"/>
-          <w:kern w:val="0"/>
-          <w:sz w:val="32"/>
-          <w:szCs w:val="32"/>
-          <w:lang w:val="en"/>
-          <w14:ligatures w14:val="none"/>
+          <w:lang w:val="en"/>
         </w:rPr>
         <w:t>❌</w:t>
       </w:r>
       <w:r>
         <w:rPr>
-          <w:rFonts w:ascii="Arial Unicode MS" w:eastAsia="Arial Unicode MS" w:hAnsi="Arial Unicode MS" w:cs="Arial Unicode MS"/>
-          <w:kern w:val="0"/>
-          <w:sz w:val="32"/>
-          <w:szCs w:val="32"/>
-          <w:lang w:val="en"/>
-          <w14:ligatures w14:val="none"/>
+          <w:rFonts w:eastAsia="Arial Unicode MS"/>
+          <w:lang w:val="en"/>
         </w:rPr>
         <w:t xml:space="preserve"> Cons</w:t>
       </w:r>
@@ -3070,6 +3061,7 @@
         </w:rPr>
         <w:t xml:space="preserve">: </w:t>
       </w:r>
+      <w:proofErr w:type="spellStart"/>
       <w:r>
         <w:rPr>
           <w:rFonts w:ascii="Arial" w:eastAsia="Arial" w:hAnsi="Arial" w:cs="Arial"/>
@@ -3081,7 +3073,21 @@
           <w:lang w:val="en"/>
           <w14:ligatures w14:val="none"/>
         </w:rPr>
-        <w:t>Chatgpt (GPT</w:t>
+        <w:t>Chatgpt</w:t>
+      </w:r>
+      <w:proofErr w:type="spellEnd"/>
+      <w:r>
+        <w:rPr>
+          <w:rFonts w:ascii="Arial" w:eastAsia="Arial" w:hAnsi="Arial" w:cs="Arial"/>
+          <w:b/>
+          <w:kern w:val="0"/>
+          <w:sz w:val="22"/>
+          <w:szCs w:val="22"/>
+          <w:highlight w:val="darkGray"/>
+          <w:lang w:val="en"/>
+          <w14:ligatures w14:val="none"/>
+        </w:rPr>
+        <w:t xml:space="preserve"> (GPT</w:t>
       </w:r>
       <w:r>
         <w:rPr>
@@ -3336,15 +3342,10 @@
     </w:p>
     <w:p>
       <w:pPr>
-        <w:spacing w:before="280" w:after="120" w:line="276" w:lineRule="auto"/>
-        <w:outlineLvl w:val="1"/>
-        <w:rPr>
-          <w:rFonts w:ascii="Arial" w:eastAsia="Arial" w:hAnsi="Arial" w:cs="Arial"/>
-          <w:kern w:val="0"/>
-          <w:sz w:val="32"/>
-          <w:szCs w:val="32"/>
-          <w:lang w:val="en"/>
-          <w14:ligatures w14:val="none"/>
+        <w:pStyle w:val="Heading2"/>
+        <w:rPr>
+          <w:rFonts w:eastAsia="Arial"/>
+          <w:lang w:val="en"/>
         </w:rPr>
       </w:pPr>
       <w:bookmarkStart w:id="8" w:name="_dj2zbdcaunyj" w:colFirst="0" w:colLast="0"/>
@@ -3352,22 +3353,14 @@
       <w:r>
         <w:rPr>
           <w:rFonts w:ascii="Segoe UI Emoji" w:eastAsia="Arial" w:hAnsi="Segoe UI Emoji" w:cs="Segoe UI Emoji"/>
-          <w:kern w:val="0"/>
-          <w:sz w:val="32"/>
-          <w:szCs w:val="32"/>
-          <w:lang w:val="en"/>
-          <w14:ligatures w14:val="none"/>
+          <w:lang w:val="en"/>
         </w:rPr>
         <w:t>📌</w:t>
       </w:r>
       <w:r>
         <w:rPr>
-          <w:rFonts w:ascii="Arial" w:eastAsia="Arial" w:hAnsi="Arial" w:cs="Arial"/>
-          <w:kern w:val="0"/>
-          <w:sz w:val="32"/>
-          <w:szCs w:val="32"/>
-          <w:lang w:val="en"/>
-          <w14:ligatures w14:val="none"/>
+          <w:rFonts w:eastAsia="Arial"/>
+          <w:lang w:val="en"/>
         </w:rPr>
         <w:t xml:space="preserve"> Summary</w:t>
       </w:r>
@@ -3412,6 +3405,7 @@
         </w:rPr>
         <w:t xml:space="preserve">: </w:t>
       </w:r>
+      <w:proofErr w:type="spellStart"/>
       <w:r>
         <w:rPr>
           <w:rFonts w:ascii="Arial" w:eastAsia="Arial" w:hAnsi="Arial" w:cs="Arial"/>
@@ -3423,7 +3417,21 @@
           <w:lang w:val="en"/>
           <w14:ligatures w14:val="none"/>
         </w:rPr>
-        <w:t>Chatgpt (GPT</w:t>
+        <w:t>Chatgpt</w:t>
+      </w:r>
+      <w:proofErr w:type="spellEnd"/>
+      <w:r>
+        <w:rPr>
+          <w:rFonts w:ascii="Arial" w:eastAsia="Arial" w:hAnsi="Arial" w:cs="Arial"/>
+          <w:b/>
+          <w:kern w:val="0"/>
+          <w:sz w:val="22"/>
+          <w:szCs w:val="22"/>
+          <w:highlight w:val="darkGray"/>
+          <w:lang w:val="en"/>
+          <w14:ligatures w14:val="none"/>
+        </w:rPr>
+        <w:t xml:space="preserve"> (GPT</w:t>
       </w:r>
       <w:r>
         <w:rPr>
@@ -3474,6 +3482,7 @@
           <w:lang w:val="en"/>
           <w14:ligatures w14:val="none"/>
         </w:rPr>
+        <w:lastRenderedPageBreak/>
         <w:drawing>
           <wp:inline distT="114300" distB="114300" distL="114300" distR="114300" wp14:anchorId="1F364B82" wp14:editId="00FB8B74">
             <wp:extent cx="5943600" cy="1587500"/>
@@ -4951,7 +4960,6 @@
     <w:next w:val="Normal"/>
     <w:link w:val="Heading2Char"/>
     <w:uiPriority w:val="9"/>
-    <w:semiHidden/>
     <w:unhideWhenUsed/>
     <w:qFormat/>
     <w:rsid w:val="008F4355"/>
@@ -5168,7 +5176,6 @@
     <w:basedOn w:val="DefaultParagraphFont"/>
     <w:link w:val="Heading2"/>
     <w:uiPriority w:val="9"/>
-    <w:semiHidden/>
     <w:rsid w:val="008F4355"/>
     <w:rPr>
       <w:rFonts w:asciiTheme="majorHAnsi" w:eastAsiaTheme="majorEastAsia" w:hAnsiTheme="majorHAnsi" w:cstheme="majorBidi"/>
